--- a/arayish_sablon.docx
+++ b/arayish_sablon.docx
@@ -113,7 +113,7 @@
     </w:p>
     <w:p>
       <w:pPr>
-        <w:spacing w:before="12582"/>
+        <w:spacing w:before="12102"/>
         <w:pageBreakBefore w:val="1"/>
       </w:pPr>
       <w:r>
